--- a/chapter-05/autonomous_cybersecurity_chapter05_RC4.docx
+++ b/chapter-05/autonomous_cybersecurity_chapter05_RC4.docx
@@ -320,6 +320,7 @@
             <w:docPart w:val="DefaultPlaceholder_-1854013440"/>
           </w:placeholder>
         </w:sdtPr>
+        <w:sdtEndPr/>
         <w:sdtContent>
           <w:sdt>
             <w:sdtPr>
@@ -330,6 +331,7 @@
               <w:id w:val="-967112273"/>
               <w:citation/>
             </w:sdtPr>
+            <w:sdtEndPr/>
             <w:sdtContent>
               <w:r>
                 <w:rPr>
@@ -406,6 +408,7 @@
           <w:id w:val="-1501970627"/>
           <w:citation/>
         </w:sdtPr>
+        <w:sdtEndPr/>
         <w:sdtContent>
           <w:r>
             <w:rPr>
@@ -521,6 +524,7 @@
           </w:placeholder>
           <w15:appearance w15:val="hidden"/>
         </w:sdtPr>
+        <w:sdtEndPr/>
         <w:sdtContent>
           <w:sdt>
             <w:sdtPr>
@@ -530,6 +534,7 @@
               <w:id w:val="1049186335"/>
               <w:citation/>
             </w:sdtPr>
+            <w:sdtEndPr/>
             <w:sdtContent>
               <w:r>
                 <w:rPr>
@@ -632,6 +637,7 @@
           <w:id w:val="-694774963"/>
           <w:citation/>
         </w:sdtPr>
+        <w:sdtEndPr/>
         <w:sdtContent>
           <w:r>
             <w:rPr>
@@ -720,6 +726,7 @@
           <w:id w:val="379287847"/>
           <w:citation/>
         </w:sdtPr>
+        <w:sdtEndPr/>
         <w:sdtContent>
           <w:r>
             <w:rPr>
@@ -768,6 +775,7 @@
           <w:id w:val="866028895"/>
           <w:citation/>
         </w:sdtPr>
+        <w:sdtEndPr/>
         <w:sdtContent>
           <w:r>
             <w:rPr>
@@ -846,6 +854,7 @@
           <w:id w:val="-1684508524"/>
           <w:citation/>
         </w:sdtPr>
+        <w:sdtEndPr/>
         <w:sdtContent>
           <w:r>
             <w:fldChar w:fldCharType="begin"/>
@@ -952,6 +961,7 @@
           <w:id w:val="-52312888"/>
           <w:citation/>
         </w:sdtPr>
+        <w:sdtEndPr/>
         <w:sdtContent>
           <w:r>
             <w:rPr>
@@ -1023,6 +1033,7 @@
           <w:id w:val="668074919"/>
           <w:citation/>
         </w:sdtPr>
+        <w:sdtEndPr/>
         <w:sdtContent>
           <w:r>
             <w:rPr>
@@ -1266,7 +1277,23 @@
           <w:i w:val="0"/>
           <w:iCs w:val="0"/>
         </w:rPr>
-        <w:t xml:space="preserve"> Pre-training and task-specific fine-tuning workflow</w:t>
+        <w:t xml:space="preserve"> </w:t>
+      </w:r>
+      <w:proofErr w:type="gramStart"/>
+      <w:r>
+        <w:rPr>
+          <w:i w:val="0"/>
+          <w:iCs w:val="0"/>
+        </w:rPr>
+        <w:t>Pre-training</w:t>
+      </w:r>
+      <w:proofErr w:type="gramEnd"/>
+      <w:r>
+        <w:rPr>
+          <w:i w:val="0"/>
+          <w:iCs w:val="0"/>
+        </w:rPr>
+        <w:t xml:space="preserve"> and task-specific fine-tuning workflow</w:t>
       </w:r>
     </w:p>
     <w:p>
@@ -1925,6 +1952,7 @@
           <w:id w:val="-1617440463"/>
           <w:citation/>
         </w:sdtPr>
+        <w:sdtEndPr/>
         <w:sdtContent>
           <w:r>
             <w:rPr>
@@ -2031,6 +2059,7 @@
           <w:id w:val="209695943"/>
           <w:citation/>
         </w:sdtPr>
+        <w:sdtEndPr/>
         <w:sdtContent>
           <w:r>
             <w:rPr>
@@ -2445,6 +2474,7 @@
           <w:id w:val="-1337535195"/>
           <w:citation/>
         </w:sdtPr>
+        <w:sdtEndPr/>
         <w:sdtContent>
           <w:r>
             <w:rPr>
@@ -2864,6 +2894,7 @@
           <w:id w:val="-971438394"/>
           <w:citation/>
         </w:sdtPr>
+        <w:sdtEndPr/>
         <w:sdtContent>
           <w:r>
             <w:fldChar w:fldCharType="begin"/>
@@ -3134,6 +3165,7 @@
           <w:id w:val="761735580"/>
           <w:citation/>
         </w:sdtPr>
+        <w:sdtEndPr/>
         <w:sdtContent>
           <w:r>
             <w:rPr>
@@ -3679,6 +3711,7 @@
           <w:id w:val="-1342546640"/>
           <w:citation/>
         </w:sdtPr>
+        <w:sdtEndPr/>
         <w:sdtContent>
           <w:r>
             <w:rPr>
@@ -3816,6 +3849,7 @@
           <w:id w:val="1454215045"/>
           <w:citation/>
         </w:sdtPr>
+        <w:sdtEndPr/>
         <w:sdtContent>
           <w:r>
             <w:rPr>
@@ -5645,6 +5679,7 @@
           <w:docPartUnique/>
         </w:docPartObj>
       </w:sdtPr>
+      <w:sdtEndPr/>
       <w:sdtContent>
         <w:p>
           <w:pPr>
@@ -5660,6 +5695,7 @@
             <w:id w:val="-573587230"/>
             <w:bibliography/>
           </w:sdtPr>
+          <w:sdtEndPr/>
           <w:sdtContent>
             <w:p>
               <w:pPr>
@@ -7358,7 +7394,6 @@
   <w:style w:type="character" w:default="1" w:styleId="DefaultParagraphFont">
     <w:name w:val="Default Paragraph Font"/>
     <w:uiPriority w:val="1"/>
-    <w:semiHidden/>
     <w:unhideWhenUsed/>
   </w:style>
   <w:style w:type="table" w:default="1" w:styleId="TableNormal">
@@ -7683,6 +7718,7 @@
     <w:sig w:usb0="00000000" w:usb1="10000000" w:usb2="00000000" w:usb3="00000000" w:csb0="80000000" w:csb1="00000000"/>
   </w:font>
   <w:font w:name="Times New Roman">
+    <w:altName w:val="Times New Roman PSMT"/>
     <w:panose1 w:val="02020603050405020304"/>
     <w:charset w:val="00"/>
     <w:family w:val="roman"/>
@@ -7758,11 +7794,13 @@
     <w:rsid w:val="0045347F"/>
     <w:rsid w:val="00457318"/>
     <w:rsid w:val="00472E4D"/>
+    <w:rsid w:val="00493E92"/>
     <w:rsid w:val="00494784"/>
     <w:rsid w:val="00506FA1"/>
     <w:rsid w:val="0055166C"/>
     <w:rsid w:val="00787511"/>
     <w:rsid w:val="008C514B"/>
+    <w:rsid w:val="009228A6"/>
     <w:rsid w:val="009A3771"/>
     <w:rsid w:val="00A43264"/>
     <w:rsid w:val="00CA5996"/>
